--- a/docs/uebersicht/Komponentenplan Robotetris - Stand 2026-09-28.docx
+++ b/docs/uebersicht/Komponentenplan Robotetris - Stand 2026-09-28.docx
@@ -587,7 +587,7 @@
         <w:spacing w:after="60"/>
       </w:pPr>
       <w:r>
-        <w:t xml:space="preserve">Arbeitsraum des Flansches: x −1,0 … −0,30 m, y −0,32 … +0,48 m, z 0,3036 … 0,60 m. Die Greifzone auf dem Band ist x −1,0 … −0,53 m, y +0,445 … −0,32 m.</w:t>
+        <w:t xml:space="preserve">Arbeitsraum des Flansches: x −1,0 … −0,30 m, y −0,32 … +0,48 m, z 0,2986 … 0,60 m. Die Greifzone auf dem Band ist x −1,0 … −0,53 m, y +0,445 … −0,32 m.</w:t>
       </w:r>
     </w:p>
     <w:p>
@@ -1318,7 +1318,7 @@
         <w:spacing w:after="120"/>
       </w:pPr>
       <w:r>
-        <w:t xml:space="preserve">Die vier Grenzen der Greifzone, Anfahrgeschwindigkeit (0,5 m/s) und Verstärkung (5) der Robotersteuerung, Einschwingzeit des Followers (0,4 s), Absenk-, Greif- und Hebezeit (0,9 / 0,8 / 0,5 s) mit Aufschlag (1,2), Sicherheitsfaktor der Erreichbarkeit (1,0), kleinste greifbare Höhe (20 mm), Öffnungsweite des Greifers (127 mm) mit Reserve (10 mm).</w:t>
+        <w:t xml:space="preserve">Die vier Grenzen der Greifzone, Anfahrgeschwindigkeit (0,85 m/s) und Verstärkung (5) der Robotersteuerung, Einschwingzeit des Followers (0,4 s), Absenk-, Greif- und Hebezeit (0,9 / 0,8 / 0,5 s) mit Aufschlag (1,2), Sicherheitsfaktor der Erreichbarkeit (1,0), kleinste greifbare Höhe (20 mm), Öffnungsweite des Greifers (127 mm) mit Reserve (10 mm).</w:t>
       </w:r>
     </w:p>
     <w:p>
@@ -1636,7 +1636,7 @@
         <w:spacing w:after="120"/>
       </w:pPr>
       <w:r>
-        <w:t xml:space="preserve">In sieben Gruppen, in AICA als „Gruppe: Klartext [Name]“ angezeigt: 1 Arbeitsraum, 2 Beobachtungspose (x −0,816, y +0,35, Folgehöhe 0,45 m, 90°), 3 Folgen (Vorhalt 0,24 s, Deckel der Vorhersage 1,0 s, Zeitgrenzen, Sprunggrenze), 4 Absenken und Greifen (0,25 m/s, Toleranzen ±5 mm längs und quer, 10 mm Höhe, 0,05 rad Winkel, Greifhöhe mindestens 16 mm über dem Band), 5 Ablage (Freihöhe 0,49 m, Ablagepose), 6 Orientierung (Klotzwinkel nutzen: ein, höchstens 50° Drehung), 7 Aufbau (Bandhöhe, Flansch zu Griffpunkt 235 mm).</w:t>
+        <w:t xml:space="preserve">In sieben Gruppen, in AICA als „Gruppe: Klartext [Name]“ angezeigt: 1 Arbeitsraum, 2 Beobachtungspose (x −0,816, y +0,35, Folgehöhe 0,45 m, 90°), 3 Folgen (Vorhalt 0,24 s, Deckel der Vorhersage 1,0 s, Zeitgrenzen, Sprunggrenze), 4 Absenken und Greifen (0,35 m/s, Toleranzen ±5 mm längs und quer, 10 mm Höhe, 0,05 rad Winkel, Greifhöhe mindestens 11 mm über dem Band), 5 Ablage (Freihöhe 0,49 m, Ablagepose), 6 Orientierung (Klotzwinkel nutzen: ein, höchstens 50° Drehung), 7 Aufbau (Bandhöhe, Flansch zu Griffpunkt 235 mm).</w:t>
       </w:r>
     </w:p>
     <w:p>
@@ -1725,7 +1725,7 @@
         <w:t xml:space="preserve">Absenken</w:t>
       </w:r>
       <w:r>
-        <w:t xml:space="preserve"> — der Greifer fährt mit 0,25 m/s nach unten, die seitliche Nachführung läuft weiter, der Drehwinkel wird festgehalten. Die Greifhöhe liegt auf halber Klotzhöhe, damit der Griff kleine Höhenfehler verträgt; nach unten ist sie begrenzt: Die geschlossenen Backen bleiben mindestens 6 mm über dem Band. Wird die Abweichung beim Absenken zu groß, steigt der Roboter wieder auf Folgehöhe und beginnt das Folgen von vorn. Ist die Greifebene überschritten, bevor abgesenkt wurde, wird der Versuch aufgegeben.</w:t>
+        <w:t xml:space="preserve"> — der Greifer fährt mit 0,35 m/s nach unten, die seitliche Nachführung läuft weiter, der Drehwinkel wird festgehalten. Die Greifhöhe liegt auf halber Klotzhöhe, damit der Griff kleine Höhenfehler verträgt; nach unten ist sie begrenzt: Die geschlossenen Backen bleiben mindestens 1 mm über dem Band. Wird die Abweichung beim Absenken zu groß, steigt der Roboter wieder auf Folgehöhe und beginnt das Folgen von vorn. Ist die Greifebene überschritten, bevor abgesenkt wurde, wird der Versuch aufgegeben.</w:t>
       </w:r>
     </w:p>
     <w:p>
@@ -1770,7 +1770,7 @@
         <w:t xml:space="preserve">Orientierung.</w:t>
       </w:r>
       <w:r>
-        <w:t xml:space="preserve"> Der Greifer steht in seiner Grundstellung quer zur Laufrichtung. Liegt ein Klotz schräg, dreht er sich nach dessen gemessenem Winkel — allerdings nie weiter als 45° aus der Grundstellung: Ein Rechteck lässt sich über jede seiner Seiten greifen, gewählt wird die nähere. Zwischen 45° und 50° behält er die zuletzt gewählte Seite, damit ein diagonal liegender Klotz den Greifer nicht hin und her kippen lässt. Ist der Winkel unzuverlässig (Güte unter 0,7), greift er in Grundstellung.</w:t>
+        <w:t xml:space="preserve"> Der Greifer steht in seiner Grundstellung quer zur Laufrichtung. Liegt ein Klotz schräg, dreht er sich nach dessen gemessenem Winkel — allerdings nie weiter als 45° aus der Grundstellung: Ein Rechteck lässt sich über jede seiner Seiten greifen, gewählt wird die nähere. Zwischen 45° und 50° behält er die zuletzt gewählte Seite, damit ein diagonal liegender Klotz den Greifer nicht hin und her kippen lässt. Ist der Winkel unzuverlässig (Güte unter 0,4), greift er in Grundstellung.</w:t>
       </w:r>
     </w:p>
     <w:p>
@@ -2676,7 +2676,7 @@
         <w:t xml:space="preserve">Koordinaten TCP</w:t>
       </w:r>
       <w:r>
-        <w:t xml:space="preserve"> entgegen und errechnet daraus eine Bewegungsgeschwindigkeit. Eingestellt: Verstärkung 5 für Weg und Drehung, 50 Takte je Sekunde, höchstens 0,5 m/s und 1,0 rad/s.</w:t>
+        <w:t xml:space="preserve"> entgegen und errechnet daraus eine Bewegungsgeschwindigkeit. Eingestellt: Verstärkung 5 für Weg und Drehung, 50 Takte je Sekunde, höchstens 0,85 m/s und 1,0 rad/s.</w:t>
       </w:r>
     </w:p>
     <w:p>
@@ -2696,7 +2696,7 @@
         <w:spacing w:after="120"/>
       </w:pPr>
       <w:r>
-        <w:t xml:space="preserve">Setzt diese Geschwindigkeit in Gelenkbewegungen um. Seine Grenzen sind die bindenden: höchstens 0,5 m/s und 1,0 rad/s, Gelenkbeschleunigung höchstens 2,0 rad/s². Die Beschleunigungsgrenze verhindert Schutzstopps beim Anfahren aus dem Stand.</w:t>
+        <w:t xml:space="preserve">Setzt diese Geschwindigkeit in Gelenkbewegungen um. Seine Grenzen sind die bindenden: höchstens 0,85 m/s und 1,0 rad/s, Gelenkbeschleunigung höchstens 3,0 rad/s². Die Beschleunigungsgrenze verhindert Schutzstopps beim Anfahren aus dem Stand.</w:t>
       </w:r>
     </w:p>
     <w:p>
@@ -2777,20 +2777,20 @@
         <w:spacing w:after="60"/>
       </w:pPr>
       <w:r>
-        <w:t xml:space="preserve">Signal Point Attractor: Verstärkung Weg und Drehung [5.0], Rate 50, 0,5 m/s, 1,0 rad/s</w:t>
-      </w:r>
-    </w:p>
-    <w:p>
-      <w:pPr>
-        <w:pStyle w:val="ListParagraph"/>
-        <w:numPr>
-          <w:ilvl w:val="0"/>
-          <w:numId w:val="2"/>
-        </w:numPr>
-        <w:spacing w:after="60"/>
-      </w:pPr>
-      <w:r>
-        <w:t xml:space="preserve">IK Velocity Controller: 0,5 m/s, 1,0 rad/s, Beschleunigungsgrenze 2,0</w:t>
+        <w:t xml:space="preserve">Signal Point Attractor: Verstärkung Weg und Drehung [5.0], Rate 50, 0,85 m/s, 1,0 rad/s</w:t>
+      </w:r>
+    </w:p>
+    <w:p>
+      <w:pPr>
+        <w:pStyle w:val="ListParagraph"/>
+        <w:numPr>
+          <w:ilvl w:val="0"/>
+          <w:numId w:val="2"/>
+        </w:numPr>
+        <w:spacing w:after="60"/>
+      </w:pPr>
+      <w:r>
+        <w:t xml:space="preserve">IK Velocity Controller: 0,85 m/s, 1,0 rad/s, Beschleunigungsgrenze 3,0</w:t>
       </w:r>
     </w:p>
     <w:p>

--- a/docs/uebersicht/Komponentenplan Robotetris - Stand 2026-09-28.docx
+++ b/docs/uebersicht/Komponentenplan Robotetris - Stand 2026-09-28.docx
@@ -220,7 +220,7 @@
         <w:t xml:space="preserve">nicht mehr eingebunden</w:t>
       </w:r>
       <w:r>
-        <w:t xml:space="preserve">; ihre Komponenten liegen weiter im Paket.</w:t>
+        <w:t>.</w:t>
       </w:r>
     </w:p>
     <w:p>
@@ -953,7 +953,7 @@
         <w:spacing w:after="120"/>
       </w:pPr>
       <w:r>
-        <w:t xml:space="preserve">Bildausschnitt (x 342, Breite 618, y 60, Höhe 580 Pixel), Abstand Kamera–Band 865 mm, Mindest- und Höchsthöhe eines Klotzes (15 / 150 mm), Mindestfläche einer Kontur (1000 Pixel), Kalibrierdatei mit der Lage der Kamera im Weltsystem (in Kraft: die Handkalibrierung), Bandhöhe, Tiefenversatz der Oberseite (11,5 mm), Werte der Objektverfolgung, Debugbild ein/aus (ein).</w:t>
+        <w:t>Bildausschnitt (x 342, Breite 618, y 60, Höhe 580 Pixel), Abstand Kamera–Band 865 mm, Mindest- und Höchsthöhe eines Klotzes (10 / 150 mm), Mindestfläche einer Kontur (1000 Pixel), Kalibrierdatei mit der Lage der Kamera im Weltsystem (in Kraft: die Handkalibrierung), Bandhöhe, Tiefenversatz der Oberseite (11,5 mm), Werte der Objektverfolgung, Debugbild ein/aus (ein).</w:t>
       </w:r>
     </w:p>
     <w:p>
@@ -1318,7 +1318,7 @@
         <w:spacing w:after="120"/>
       </w:pPr>
       <w:r>
-        <w:t xml:space="preserve">Die vier Grenzen der Greifzone, Anfahrgeschwindigkeit (0,85 m/s) und Verstärkung (5) der Robotersteuerung, Einschwingzeit des Followers (0,4 s), Absenk-, Greif- und Hebezeit (0,9 / 0,8 / 0,5 s) mit Aufschlag (1,2), Sicherheitsfaktor der Erreichbarkeit (1,0), kleinste greifbare Höhe (20 mm), Öffnungsweite des Greifers (127 mm) mit Reserve (10 mm).</w:t>
+        <w:t>Die vier Grenzen der Greifzone, Anfahrgeschwindigkeit (0,85 m/s) und Verstärkung (5) der Robotersteuerung, Einschwingzeit des Followers (0,4 s), Absenk-, Greif- und Hebezeit (0,7 / 0,8 / 0,5 s) mit Aufschlag (1,2), Sicherheitsfaktor der Erreichbarkeit (1,0), kleinste greifbare Höhe (20 mm), Öffnungsweite des Greifers (127 mm) mit Reserve (10 mm).</w:t>
       </w:r>
     </w:p>
     <w:p>
@@ -1353,7 +1353,7 @@
         <w:t xml:space="preserve">Greifebene.</w:t>
       </w:r>
       <w:r>
-        <w:t xml:space="preserve"> Aus Bandgeschwindigkeit und der Dauer von Absenken, Greifen und Heben wird die letzte Stelle berechnet, an der ein Griff noch beginnen darf, damit er vor dem Ende der Greifzone fertig ist. Mit den gemessenen Zeiten liegt sie bei y ≈ +0,02 m. Sie reist mit jedem </w:t>
+        <w:t xml:space="preserve"> Aus Bandgeschwindigkeit und der Dauer von Absenken, Greifen und Heben wird die letzte Stelle berechnet, an der ein Griff noch beginnen darf, damit er vor dem Ende der Greifzone fertig ist. Mit den gemessenen Zeiten liegt sie rund 0,3 m vor dem Zonenende, bei y ≈ −0,01 m. Sie reist mit jedem </w:t>
       </w:r>
       <w:r>
         <w:rPr>
@@ -2332,55 +2332,210 @@
           <w:bCs/>
           <w:color w:val="00B0F0"/>
         </w:rPr>
-        <w:t xml:space="preserve">robot_cam</w:t>
-      </w:r>
-      <w:r>
-        <w:rPr>
-          <w:b/>
-          <w:bCs/>
-        </w:rPr>
-        <w:t xml:space="preserve"> und </w:t>
-      </w:r>
-      <w:r>
-        <w:rPr>
-          <w:b/>
-          <w:bCs/>
-          <w:color w:val="00B0F0"/>
-        </w:rPr>
-        <w:t xml:space="preserve">robot_cam_2</w:t>
-      </w:r>
-      <w:r>
-        <w:rPr>
-          <w:b/>
-          <w:bCs/>
-        </w:rPr>
-        <w:t xml:space="preserve"> — nicht eingebunden</w:t>
-      </w:r>
-    </w:p>
-    <w:p>
-      <w:pPr>
-        <w:spacing w:after="120"/>
-      </w:pPr>
-      <w:r>
-        <w:t xml:space="preserve">Die beiden Komponenten der Roboterkamera (Erkennung über Farbe bzw. über Kanten) liegen im Paket, werden aber von keiner Komponente mehr abgenommen. Ihr Ausgang </w:t>
-      </w:r>
+        <w:t xml:space="preserve">base_cam_calibration</w:t>
+      </w:r>
+      <w:r>
+        <w:rPr>
+          <w:b/>
+          <w:bCs/>
+        </w:rPr>
+        <w:t xml:space="preserve"> — eigene Anwendung</w:t>
+      </w:r>
+    </w:p>
+    <w:p>
+      <w:pPr>
+        <w:spacing w:after="120"/>
+      </w:pPr>
+      <w:r>
+        <w:rPr>
+          <w:b/>
+          <w:bCs/>
+        </w:rPr>
+        <w:t xml:space="preserve">Inputs:</w:t>
+      </w:r>
+    </w:p>
+    <w:p>
+      <w:pPr>
+        <w:pStyle w:val="ListParagraph"/>
+        <w:numPr>
+          <w:ilvl w:val="0"/>
+          <w:numId w:val="2"/>
+        </w:numPr>
+        <w:spacing w:after="60"/>
+      </w:pPr>
+      <w:r>
+        <w:t xml:space="preserve">Bildstrom Farbe und Tiefe der Basiskamera samt Kameradaten</w:t>
+      </w:r>
+    </w:p>
+    <w:p>
+      <w:pPr>
+        <w:pStyle w:val="ListParagraph"/>
+        <w:numPr>
+          <w:ilvl w:val="0"/>
+          <w:numId w:val="2"/>
+        </w:numPr>
+        <w:spacing w:after="60"/>
+      </w:pPr>
+      <w:r>
+        <w:rPr>
+          <w:color w:val="92D050"/>
+        </w:rPr>
+        <w:t xml:space="preserve">Koordinaten TCP</w:t>
+      </w:r>
+      <w:r>
+        <w:t xml:space="preserve"> vom Robot State Broadcaster</w:t>
+      </w:r>
+    </w:p>
+    <w:p>
+      <w:pPr>
+        <w:spacing w:after="120"/>
+      </w:pPr>
+      <w:r>
+        <w:rPr>
+          <w:b/>
+          <w:bCs/>
+        </w:rPr>
+        <w:t xml:space="preserve">Outputs:</w:t>
+      </w:r>
+    </w:p>
+    <w:p>
+      <w:pPr>
+        <w:pStyle w:val="ListParagraph"/>
+        <w:numPr>
+          <w:ilvl w:val="0"/>
+          <w:numId w:val="2"/>
+        </w:numPr>
+        <w:spacing w:after="60"/>
+      </w:pPr>
+      <w:r>
+        <w:rPr>
+          <w:color w:val="FFFF00"/>
+        </w:rPr>
+        <w:t xml:space="preserve">target_pose</w:t>
+      </w:r>
+      <w:r>
+        <w:t xml:space="preserve"> — die Posen des Kalibrierlaufs an den Signal Point Attractor (nur beim Kalibrieren)</w:t>
+      </w:r>
+    </w:p>
+    <w:p>
+      <w:pPr>
+        <w:pStyle w:val="ListParagraph"/>
+        <w:numPr>
+          <w:ilvl w:val="0"/>
+          <w:numId w:val="2"/>
+        </w:numPr>
+        <w:spacing w:after="60"/>
+      </w:pPr>
       <w:r>
         <w:rPr>
           <w:color w:val="EE0000"/>
         </w:rPr>
-        <w:t xml:space="preserve">object_position</w:t>
-      </w:r>
-      <w:r>
-        <w:t xml:space="preserve"> beschreibt die Lage eines Klotzes im Kamerabild. Seit dem Entfernen der Einbindung ist nachgewiesen, dass sich das Verhalten des </w:t>
-      </w:r>
-      <w:r>
-        <w:rPr>
-          <w:color w:val="00B0F0"/>
-        </w:rPr>
-        <w:t xml:space="preserve">object_follower</w:t>
-      </w:r>
-      <w:r>
-        <w:t xml:space="preserve"> Takt für Takt nicht geändert hat.</w:t>
+        <w:t xml:space="preserve">camera_pose</w:t>
+      </w:r>
+      <w:r>
+        <w:t xml:space="preserve"> — die Lage der Basiskamera aus der Kalibrierdatei, als Frame „basiskamera“ angezeigt (nur Betriebsart „anzeigen“)</w:t>
+      </w:r>
+    </w:p>
+    <w:p>
+      <w:pPr>
+        <w:pStyle w:val="ListParagraph"/>
+        <w:numPr>
+          <w:ilvl w:val="0"/>
+          <w:numId w:val="2"/>
+        </w:numPr>
+        <w:spacing w:after="60"/>
+      </w:pPr>
+      <w:r>
+        <w:rPr>
+          <w:color w:val="FFC000"/>
+        </w:rPr>
+        <w:t xml:space="preserve">Debug-Image</w:t>
+      </w:r>
+      <w:r>
+        <w:t xml:space="preserve"> — Kamerabild mit den erkannten Markern</w:t>
+      </w:r>
+    </w:p>
+    <w:p>
+      <w:pPr>
+        <w:spacing w:after="120"/>
+      </w:pPr>
+      <w:r>
+        <w:rPr>
+          <w:b/>
+          <w:bCs/>
+        </w:rPr>
+        <w:t xml:space="preserve">Parameter:</w:t>
+      </w:r>
+    </w:p>
+    <w:p>
+      <w:pPr>
+        <w:spacing w:after="120"/>
+      </w:pPr>
+      <w:r>
+        <w:t xml:space="preserve">Betriebsart (kalibrieren, prüfen, anzeigen), Kalibrierdatei, Maße des Kalibrierboards (7 × 11 Marker, 20 mm), Umfang des Posenplans (±8 cm, ±20°), Mindestabstände zum Band und Untergrenze des Flansches, Wartezeit und Bilder je Pose, Tiefenfehler der Kamera (vier Werte).</w:t>
+      </w:r>
+    </w:p>
+    <w:p>
+      <w:pPr>
+        <w:spacing w:after="120"/>
+      </w:pPr>
+      <w:r>
+        <w:rPr>
+          <w:b/>
+          <w:bCs/>
+        </w:rPr>
+        <w:t xml:space="preserve">Aufgabe:</w:t>
+      </w:r>
+    </w:p>
+    <w:p>
+      <w:pPr>
+        <w:spacing w:after="120"/>
+      </w:pPr>
+      <w:r>
+        <w:t xml:space="preserve">Kalibriert die Basiskamera automatisch mit dem Roboter (Projektziel 2). Der Greifer hält ein Kalibrierboard mit Markern flach ins Bild; der Roboter fährt es an etwa 45 Posen durch das Bild, die Kamera misst jedes Mal die Lage des Boards. Aus Roboterpose und Kameramessung ergibt sich die Lage der Kamera im Weltsystem — ohne Messen von Hand, in etwa vier Minuten.</w:t>
+      </w:r>
+    </w:p>
+    <w:p>
+      <w:pPr>
+        <w:spacing w:after="120"/>
+      </w:pPr>
+      <w:r>
+        <w:t xml:space="preserve">Das Tiefenbild der Kamera ist gegen ihr Farbbild um gut ein Grad verkippt. </w:t>
+      </w:r>
+      <w:r>
+        <w:rPr>
+          <w:color w:val="00B0F0"/>
+        </w:rPr>
+        <w:t xml:space="preserve">base_cam</w:t>
+      </w:r>
+      <w:r>
+        <w:t xml:space="preserve"> setzt beides zusammen; die Komponente rechnet die Kalibrierung deshalb so um, dass sie genau zur Sicht von </w:t>
+      </w:r>
+      <w:r>
+        <w:rPr>
+          <w:color w:val="00B0F0"/>
+        </w:rPr>
+        <w:t xml:space="preserve">base_cam</w:t>
+      </w:r>
+      <w:r>
+        <w:t xml:space="preserve"> passt, und schreibt sie in die Kalibrierdatei, die </w:t>
+      </w:r>
+      <w:r>
+        <w:rPr>
+          <w:color w:val="00B0F0"/>
+        </w:rPr>
+        <w:t xml:space="preserve">base_cam</w:t>
+      </w:r>
+      <w:r>
+        <w:t xml:space="preserve"> liest. Vor jeder Bewegung prüft sie, ob Board, Kamerahöhe und alle Posen passen; sonst bleibt der Roboter stehen.</w:t>
+      </w:r>
+    </w:p>
+    <w:p>
+      <w:pPr>
+        <w:spacing w:after="120"/>
+      </w:pPr>
+      <w:r>
+        <w:t xml:space="preserve">In der Betriebsart „anzeigen“ zeigt sie die Kamera aus der Kalibrierdatei als Frame im Weltsystem und folgt der Datei, wenn ein Lauf sie überschreibt.</w:t>
       </w:r>
     </w:p>
     <w:p>
@@ -2394,210 +2549,73 @@
           <w:bCs/>
           <w:color w:val="00B0F0"/>
         </w:rPr>
-        <w:t xml:space="preserve">base_cam_calibration</w:t>
-      </w:r>
-      <w:r>
-        <w:rPr>
-          <w:b/>
-          <w:bCs/>
-        </w:rPr>
-        <w:t xml:space="preserve"> — eigene Anwendung</w:t>
-      </w:r>
-    </w:p>
-    <w:p>
-      <w:pPr>
-        <w:spacing w:after="120"/>
-      </w:pPr>
-      <w:r>
-        <w:rPr>
-          <w:b/>
-          <w:bCs/>
-        </w:rPr>
-        <w:t xml:space="preserve">Inputs:</w:t>
-      </w:r>
-    </w:p>
-    <w:p>
-      <w:pPr>
-        <w:pStyle w:val="ListParagraph"/>
-        <w:numPr>
-          <w:ilvl w:val="0"/>
-          <w:numId w:val="2"/>
-        </w:numPr>
-        <w:spacing w:after="60"/>
-      </w:pPr>
-      <w:r>
-        <w:t xml:space="preserve">Bildstrom Farbe und Tiefe der Basiskamera samt Kameradaten</w:t>
-      </w:r>
-    </w:p>
-    <w:p>
-      <w:pPr>
-        <w:pStyle w:val="ListParagraph"/>
-        <w:numPr>
-          <w:ilvl w:val="0"/>
-          <w:numId w:val="2"/>
-        </w:numPr>
-        <w:spacing w:after="60"/>
-      </w:pPr>
-      <w:r>
-        <w:rPr>
-          <w:color w:val="92D050"/>
-        </w:rPr>
-        <w:t xml:space="preserve">Koordinaten TCP</w:t>
-      </w:r>
-      <w:r>
-        <w:t xml:space="preserve"> vom Robot State Broadcaster</w:t>
-      </w:r>
-    </w:p>
-    <w:p>
-      <w:pPr>
-        <w:spacing w:after="120"/>
-      </w:pPr>
-      <w:r>
-        <w:rPr>
-          <w:b/>
-          <w:bCs/>
-        </w:rPr>
-        <w:t xml:space="preserve">Outputs:</w:t>
-      </w:r>
-    </w:p>
-    <w:p>
-      <w:pPr>
-        <w:pStyle w:val="ListParagraph"/>
-        <w:numPr>
-          <w:ilvl w:val="0"/>
-          <w:numId w:val="2"/>
-        </w:numPr>
-        <w:spacing w:after="60"/>
-      </w:pPr>
-      <w:r>
-        <w:rPr>
-          <w:color w:val="FFFF00"/>
-        </w:rPr>
-        <w:t xml:space="preserve">target_pose</w:t>
-      </w:r>
-      <w:r>
-        <w:t xml:space="preserve"> — die Posen des Kalibrierlaufs an den Signal Point Attractor (nur beim Kalibrieren)</w:t>
-      </w:r>
-    </w:p>
-    <w:p>
-      <w:pPr>
-        <w:pStyle w:val="ListParagraph"/>
-        <w:numPr>
-          <w:ilvl w:val="0"/>
-          <w:numId w:val="2"/>
-        </w:numPr>
-        <w:spacing w:after="60"/>
-      </w:pPr>
-      <w:r>
-        <w:rPr>
-          <w:color w:val="EE0000"/>
-        </w:rPr>
-        <w:t xml:space="preserve">camera_pose</w:t>
-      </w:r>
-      <w:r>
-        <w:t xml:space="preserve"> — die Lage der Basiskamera aus der Kalibrierdatei, als Frame „basiskamera“ angezeigt (nur Betriebsart „anzeigen“)</w:t>
-      </w:r>
-    </w:p>
-    <w:p>
-      <w:pPr>
-        <w:pStyle w:val="ListParagraph"/>
-        <w:numPr>
-          <w:ilvl w:val="0"/>
-          <w:numId w:val="2"/>
-        </w:numPr>
-        <w:spacing w:after="60"/>
-      </w:pPr>
-      <w:r>
-        <w:rPr>
-          <w:color w:val="FFC000"/>
-        </w:rPr>
-        <w:t xml:space="preserve">Debug-Image</w:t>
-      </w:r>
-      <w:r>
-        <w:t xml:space="preserve"> — Kamerabild mit den erkannten Markern</w:t>
-      </w:r>
-    </w:p>
-    <w:p>
-      <w:pPr>
-        <w:spacing w:after="120"/>
-      </w:pPr>
-      <w:r>
-        <w:rPr>
-          <w:b/>
-          <w:bCs/>
-        </w:rPr>
-        <w:t xml:space="preserve">Parameter:</w:t>
-      </w:r>
-    </w:p>
-    <w:p>
-      <w:pPr>
-        <w:spacing w:after="120"/>
-      </w:pPr>
-      <w:r>
-        <w:t xml:space="preserve">Betriebsart (kalibrieren, prüfen, anzeigen), Kalibrierdatei, Maße des Kalibrierboards (7 × 11 Marker, 20 mm), Umfang des Posenplans (±8 cm, ±20°), Mindestabstände zum Band und Untergrenze des Flansches, Wartezeit und Bilder je Pose, Tiefenfehler der Kamera (vier Werte).</w:t>
-      </w:r>
-    </w:p>
-    <w:p>
-      <w:pPr>
-        <w:spacing w:after="120"/>
-      </w:pPr>
-      <w:r>
-        <w:rPr>
-          <w:b/>
-          <w:bCs/>
-        </w:rPr>
-        <w:t xml:space="preserve">Aufgabe:</w:t>
-      </w:r>
-    </w:p>
-    <w:p>
-      <w:pPr>
-        <w:spacing w:after="120"/>
-      </w:pPr>
-      <w:r>
-        <w:t xml:space="preserve">Kalibriert die Basiskamera automatisch mit dem Roboter (Projektziel 2). Der Greifer hält ein Kalibrierboard mit Markern flach ins Bild; der Roboter fährt es an etwa 45 Posen durch das Bild, die Kamera misst jedes Mal die Lage des Boards. Aus Roboterpose und Kameramessung ergibt sich die Lage der Kamera im Weltsystem — ohne Messen von Hand, in etwa vier Minuten.</w:t>
-      </w:r>
-    </w:p>
-    <w:p>
-      <w:pPr>
-        <w:spacing w:after="120"/>
-      </w:pPr>
-      <w:r>
-        <w:t xml:space="preserve">Das Tiefenbild der Kamera ist gegen ihr Farbbild um gut ein Grad verkippt. </w:t>
-      </w:r>
-      <w:r>
-        <w:rPr>
-          <w:color w:val="00B0F0"/>
-        </w:rPr>
-        <w:t xml:space="preserve">base_cam</w:t>
-      </w:r>
-      <w:r>
-        <w:t xml:space="preserve"> setzt beides zusammen; die Komponente rechnet die Kalibrierung deshalb so um, dass sie genau zur Sicht von </w:t>
-      </w:r>
-      <w:r>
-        <w:rPr>
-          <w:color w:val="00B0F0"/>
-        </w:rPr>
-        <w:t xml:space="preserve">base_cam</w:t>
-      </w:r>
-      <w:r>
-        <w:t xml:space="preserve"> passt, und schreibt sie in die Kalibrierdatei, die </w:t>
-      </w:r>
-      <w:r>
-        <w:rPr>
-          <w:color w:val="00B0F0"/>
-        </w:rPr>
-        <w:t xml:space="preserve">base_cam</w:t>
-      </w:r>
-      <w:r>
-        <w:t xml:space="preserve"> liest. Vor jeder Bewegung prüft sie, ob Board, Kamerahöhe und alle Posen passen; sonst bleibt der Roboter stehen.</w:t>
-      </w:r>
-    </w:p>
-    <w:p>
-      <w:pPr>
-        <w:spacing w:after="120"/>
-      </w:pPr>
-      <w:r>
-        <w:t xml:space="preserve">In der Betriebsart „anzeigen“ zeigt sie die Kamera aus der Kalibrierdatei als Frame im Weltsystem und folgt der Datei, wenn ein Lauf sie überschreibt.</w:t>
+        <w:t>true_signal</w:t>
+      </w:r>
+      <w:r>
+        <w:rPr>
+          <w:b/>
+          <w:bCs/>
+        </w:rPr>
+        <w:t xml:space="preserve"> und </w:t>
+      </w:r>
+      <w:r>
+        <w:rPr>
+          <w:b/>
+          <w:bCs/>
+          <w:color w:val="00B0F0"/>
+        </w:rPr>
+        <w:t>toggle_signal</w:t>
+      </w:r>
+      <w:r>
+        <w:rPr>
+          <w:b/>
+          <w:bCs/>
+        </w:rPr>
+        <w:t xml:space="preserve"> — Schaltsignale der Kalibrieranwendung</w:t>
+      </w:r>
+    </w:p>
+    <w:p>
+      <w:pPr>
+        <w:spacing w:after="120"/>
+      </w:pPr>
+      <w:r>
+        <w:t xml:space="preserve">Zwei einfache Hilfsbausteine der Kalibrieranwendung, beide ohne Eingänge. </w:t>
+      </w:r>
+      <w:r>
+        <w:rPr>
+          <w:color w:val="00B0F0"/>
+        </w:rPr>
+        <w:t>true_signal</w:t>
+      </w:r>
+      <w:r>
+        <w:t xml:space="preserve"> gibt dauerhaft „wahr“ aus: Knopf 3 startet ihn, der Greifer schließt um das Kalibrierboard. </w:t>
+      </w:r>
+      <w:r>
+        <w:rPr>
+          <w:color w:val="00B0F0"/>
+        </w:rPr>
+        <w:t>toggle_signal</w:t>
+      </w:r>
+      <w:r>
+        <w:t xml:space="preserve"> beginnt mit „falsch“ und bleibt durch eine sehr lange Periode dort: Knopf 4 startet ihn, der Greifer öffnet. Beide schreiben auf </w:t>
+      </w:r>
+      <w:r>
+        <w:rPr>
+          <w:color w:val="808080"/>
+        </w:rPr>
+        <w:t>gripper_close</w:t>
+      </w:r>
+      <w:r>
+        <w:t xml:space="preserve"> von </w:t>
+      </w:r>
+      <w:r>
+        <w:rPr>
+          <w:color w:val="00B0F0"/>
+        </w:rPr>
+        <w:t>robotiq_gripper</w:t>
+      </w:r>
+      <w:r>
+        <w:t>.</w:t>
       </w:r>
     </w:p>
     <w:p>
@@ -2809,7 +2827,25 @@
         <w:rPr>
           <w:color w:val="00B0F0"/>
         </w:rPr>
-        <w:t xml:space="preserve">object_follower</w:t>
+        <w:t>base_cam</w:t>
+      </w:r>
+      <w:r>
+        <w:t xml:space="preserve"> und </w:t>
+      </w:r>
+      <w:r>
+        <w:rPr>
+          <w:color w:val="00B0F0"/>
+        </w:rPr>
+        <w:t>vectoring</w:t>
+      </w:r>
+      <w:r>
+        <w:t xml:space="preserve"> 15, </w:t>
+      </w:r>
+      <w:r>
+        <w:rPr>
+          <w:color w:val="00B0F0"/>
+        </w:rPr>
+        <w:t>object_follower</w:t>
       </w:r>
       <w:r>
         <w:t xml:space="preserve"> 50, </w:t>
@@ -2818,7 +2854,7 @@
         <w:rPr>
           <w:color w:val="00B0F0"/>
         </w:rPr>
-        <w:t xml:space="preserve">priority_handler</w:t>
+        <w:t>priority_handler</w:t>
       </w:r>
       <w:r>
         <w:t xml:space="preserve"> und </w:t>
@@ -2827,7 +2863,7 @@
         <w:rPr>
           <w:color w:val="00B0F0"/>
         </w:rPr>
-        <w:t xml:space="preserve">vectoring</w:t>
+        <w:t>robotiq_gripper</w:t>
       </w:r>
       <w:r>
         <w:t xml:space="preserve"> 20, </w:t>
@@ -2836,16 +2872,7 @@
         <w:rPr>
           <w:color w:val="00B0F0"/>
         </w:rPr>
-        <w:t xml:space="preserve">robotiq_gripper</w:t>
-      </w:r>
-      <w:r>
-        <w:t xml:space="preserve"> 20, </w:t>
-      </w:r>
-      <w:r>
-        <w:rPr>
-          <w:color w:val="00B0F0"/>
-        </w:rPr>
-        <w:t xml:space="preserve">interface_streamer</w:t>
+        <w:t>interface_streamer</w:t>
       </w:r>
       <w:r>
         <w:t xml:space="preserve"> 10, </w:t>
@@ -2854,7 +2881,7 @@
         <w:rPr>
           <w:color w:val="00B0F0"/>
         </w:rPr>
-        <w:t xml:space="preserve">data_tracker</w:t>
+        <w:t>data_tracker</w:t>
       </w:r>
       <w:r>
         <w:t xml:space="preserve"> 2</w:t>
@@ -3058,7 +3085,7 @@
         <w:spacing w:after="120"/>
       </w:pPr>
       <w:r>
-        <w:t xml:space="preserve">Das Kalibrierprojekt eines Kommilitonen (Ordner „Calibration“) ist davon getrennt und wird nicht verwendet.</w:t>
+        <w:t>Das Verfahren ist eine eigene Entwicklung dieses Pakets und nutzt keine Komponenten aus anderen Kalibrierprojekten.</w:t>
       </w:r>
     </w:p>
     <w:p>
@@ -3084,7 +3111,7 @@
         <w:spacing w:after="60"/>
       </w:pPr>
       <w:r>
-        <w:t xml:space="preserve">„projektkontext.md“ — Ziele, Aufbau und Abgrenzungen</w:t>
+        <w:t>„projektkontext.md“ — Aufgabe, Ergebnis, Aufbau und Paket</w:t>
       </w:r>
     </w:p>
     <w:p>
@@ -3123,20 +3150,7 @@
         <w:spacing w:after="60"/>
       </w:pPr>
       <w:r>
-        <w:t xml:space="preserve">„docs/archiv/“ — die Arbeitsdokumente aus Bau und Inbetriebnahme</w:t>
-      </w:r>
-    </w:p>
-    <w:p>
-      <w:pPr>
-        <w:pStyle w:val="ListParagraph"/>
-        <w:numPr>
-          <w:ilvl w:val="0"/>
-          <w:numId w:val="2"/>
-        </w:numPr>
-        <w:spacing w:after="60"/>
-      </w:pPr>
-      <w:r>
-        <w:t xml:space="preserve">„entscheidungen.md“ und „datenvertraege.md“ — alle Entscheidungen mit Begründung und die Feldbelegung aller Signale</w:t>
+        <w:t>„entscheidungen.md“ und „datenvertraege.md“ — alle Entscheidungen mit Begründung und Messwerten und die Feldbelegung aller Signale</w:t>
       </w:r>
     </w:p>
     <w:sectPr>
